--- a/Biooil_Data_ML_Submission_Packages/03_Fuel_Processing_Technology/02_ANONYMIZED_MANUSCRIPT.docx
+++ b/Biooil_Data_ML_Submission_Packages/03_Fuel_Processing_Technology/02_ANONYMIZED_MANUSCRIPT.docx
@@ -7,7 +7,7 @@
         <w:pStyle w:val="Balk1"/>
       </w:pPr>
       <w:r>
-        <w:t>Fuel-processing soft sensor for bio-oil steam reforming: data-curated inverse prediction from syngas</w:t>
+        <w:t>Fuel-processing soft sensor for bio-oil steam reforming using Cantera-generated syngas data</w:t>
       </w:r>
     </w:p>
     <w:p/>
@@ -22,7 +22,7 @@
     <w:p/>
     <w:p>
       <w:r>
-        <w:t>Bio-oil steam reforming can produce hydrogen-rich syngas, but fuel-processing decisions depend on liquid bio-oil composition, which is slower to measure than gas-phase products. This study evaluates whether reformer syngas and operating conditions can be used as a soft-sensor input for class-level bio-oil composition. A literature-derived SQL database was audited, showing that only 30 of 70 class-level records contained the six target groups needed for modeling. These compositions were represented using surrogate compounds and simulated in a Cantera reformer workflow across temperature, pressure, and steam-to-carbon conditions. The broader simulation set contained 3,150 thermodynamic cases; 1,350 complete samples were used for machine learning. A multilayer perceptron predicted aromatics, acids, alcohols, furans, phenols, and aldehydes/ketones from eight inputs with row-wise test R2 = 0.863 and MAE = 4.03%, outperforming linear, tree-based, and ensemble alternatives. A BiooilID holdout audit showed that transfer to unseen bio-oil identities is uneven, especially for alcohols. The workflow supports soft-sensor monitoring for represented bio-oil domains while showing that broader fuel-processing deployment requires more diverse composition data and group-aware validation.</w:t>
+        <w:t>Bio-oil steam reforming can produce hydrogen-rich syngas, but fuel-processing decisions depend on liquid bio-oil composition, which is slower to measure than gas-phase products. This study develops a soft sensor that estimates class-level bio-oil composition from reformer syngas and operating conditions. Literature-derived bio-oil compositions were mapped into six target groups and represented using surrogate compounds for Cantera steam reforming simulations. The broader simulation set contained 3,150 thermodynamic cases; 1,350 complete samples were used for machine learning. A multilayer perceptron predicted aromatics, acids, alcohols, furans, phenols, and aldehydes/ketones from eight inputs with row-wise test R2 = 0.863 and MAE = 4.03%, outperforming linear, tree-based, and ensemble alternatives. The workflow supports soft-sensor monitoring and future MPC for represented bio-oil domains. A BiooilID holdout audit showed that transfer to unseen bio-oil identities is component-dependent, especially for alcohols.</w:t>
       </w:r>
     </w:p>
     <w:p/>
@@ -64,7 +64,7 @@
     <w:p/>
     <w:p>
       <w:r>
-        <w:t>This study combines data curation, thermodynamic simulation, and machine learning to evaluate a syngas-based bio-oil soft sensor. The manuscript focuses on fuel-processing utility while explicitly reporting the data constraints that limit deployment.</w:t>
+        <w:t>This study combines literature-based feed definition, thermodynamic simulation, and machine learning to evaluate a syngas-based bio-oil soft sensor. The manuscript focuses on fuel-processing utility and future MPC support.</w:t>
       </w:r>
     </w:p>
     <w:p/>
@@ -148,7 +148,7 @@
     <w:p/>
     <w:p>
       <w:r>
-        <w:t>The row-wise test result supports use as an interpolation soft sensor inside the represented fuel-composition space. However, a BiooilID holdout audit showed that fully unseen bio-oil identities are more difficult. Aromatics and acids transferred well, while alcohols failed under the holdout setting. This difference is important for fuel-processing deployment because a plant may encounter feedstocks outside the training composition domain.</w:t>
+        <w:t>The row-wise test result supports use as an interpolation soft sensor inside the represented fuel-composition space. However, a BiooilID holdout audit showed that fully unseen bio-oil identities are more difficult. Aromatics and acids transferred well, while alcohol prediction was not reliable under the holdout setting. This difference is important for fuel-processing deployment because a plant may encounter feedstocks outside the training composition domain.</w:t>
       </w:r>
     </w:p>
     <w:p/>
@@ -169,7 +169,7 @@
     <w:p/>
     <w:p>
       <w:r>
-        <w:t>A data-curated inverse soft sensor was developed for bio-oil steam reforming. SQL analysis showed that reusable bio-oil composition data are incomplete, with only 30 of 70 class-level records usable for six-target inverse modeling. Cantera generated a thermodynamic reformer dataset, and a multilayer perceptron predicted six bio-oil classes from syngas and process conditions with row-wise R2 = 0.863 and MAE = 4.03%. Group-holdout analysis showed that generalization to unseen bio-oils is component-dependent. The approach is promising for fuel-processing monitoring, but deployment requires broader source diversity, uncertainty estimation, and experimental validation.</w:t>
+        <w:t>A fuel-processing soft sensor was developed for bio-oil steam reforming. Literature-derived bio-oil compositions were converted into six surrogate feed classes, Cantera generated a thermodynamic reformer dataset, and a multilayer perceptron predicted six bio-oil classes from syngas and process conditions with row-wise R2 = 0.863 and MAE = 4.03%. Group-holdout analysis showed that generalization to unseen bio-oils is component-dependent. The approach is promising for fuel-processing monitoring and future MPC, but deployment requires uncertainty estimation and experimental validation.</w:t>
       </w:r>
     </w:p>
     <w:p/>
@@ -667,7 +667,7 @@
     <w:link w:val="Balk1Char"/>
     <w:uiPriority w:val="9"/>
     <w:qFormat/>
-    <w:rsid w:val="008F65E9"/>
+    <w:rsid w:val="00D44D98"/>
     <w:pPr>
       <w:keepNext/>
       <w:keepLines/>
@@ -689,7 +689,7 @@
     <w:uiPriority w:val="9"/>
     <w:unhideWhenUsed/>
     <w:qFormat/>
-    <w:rsid w:val="008F65E9"/>
+    <w:rsid w:val="00D44D98"/>
     <w:pPr>
       <w:keepNext/>
       <w:keepLines/>
@@ -712,7 +712,7 @@
     <w:semiHidden/>
     <w:unhideWhenUsed/>
     <w:qFormat/>
-    <w:rsid w:val="008F65E9"/>
+    <w:rsid w:val="00D44D98"/>
     <w:pPr>
       <w:keepNext/>
       <w:keepLines/>
@@ -735,7 +735,7 @@
     <w:semiHidden/>
     <w:unhideWhenUsed/>
     <w:qFormat/>
-    <w:rsid w:val="008F65E9"/>
+    <w:rsid w:val="00D44D98"/>
     <w:pPr>
       <w:keepNext/>
       <w:keepLines/>
@@ -758,7 +758,7 @@
     <w:semiHidden/>
     <w:unhideWhenUsed/>
     <w:qFormat/>
-    <w:rsid w:val="008F65E9"/>
+    <w:rsid w:val="00D44D98"/>
     <w:pPr>
       <w:keepNext/>
       <w:keepLines/>
@@ -779,7 +779,7 @@
     <w:semiHidden/>
     <w:unhideWhenUsed/>
     <w:qFormat/>
-    <w:rsid w:val="008F65E9"/>
+    <w:rsid w:val="00D44D98"/>
     <w:pPr>
       <w:keepNext/>
       <w:keepLines/>
@@ -802,7 +802,7 @@
     <w:semiHidden/>
     <w:unhideWhenUsed/>
     <w:qFormat/>
-    <w:rsid w:val="008F65E9"/>
+    <w:rsid w:val="00D44D98"/>
     <w:pPr>
       <w:keepNext/>
       <w:keepLines/>
@@ -823,7 +823,7 @@
     <w:semiHidden/>
     <w:unhideWhenUsed/>
     <w:qFormat/>
-    <w:rsid w:val="008F65E9"/>
+    <w:rsid w:val="00D44D98"/>
     <w:pPr>
       <w:keepNext/>
       <w:keepLines/>
@@ -846,7 +846,7 @@
     <w:semiHidden/>
     <w:unhideWhenUsed/>
     <w:qFormat/>
-    <w:rsid w:val="008F65E9"/>
+    <w:rsid w:val="00D44D98"/>
     <w:pPr>
       <w:keepNext/>
       <w:keepLines/>
@@ -890,7 +890,7 @@
     <w:basedOn w:val="VarsaylanParagrafYazTipi"/>
     <w:link w:val="Balk1"/>
     <w:uiPriority w:val="9"/>
-    <w:rsid w:val="008F65E9"/>
+    <w:rsid w:val="00D44D98"/>
     <w:rPr>
       <w:rFonts w:asciiTheme="majorHAnsi" w:eastAsiaTheme="majorEastAsia" w:hAnsiTheme="majorHAnsi" w:cstheme="majorBidi"/>
       <w:color w:val="2F5496" w:themeColor="accent1" w:themeShade="BF"/>
@@ -903,7 +903,7 @@
     <w:basedOn w:val="VarsaylanParagrafYazTipi"/>
     <w:link w:val="Balk2"/>
     <w:uiPriority w:val="9"/>
-    <w:rsid w:val="008F65E9"/>
+    <w:rsid w:val="00D44D98"/>
     <w:rPr>
       <w:rFonts w:asciiTheme="majorHAnsi" w:eastAsiaTheme="majorEastAsia" w:hAnsiTheme="majorHAnsi" w:cstheme="majorBidi"/>
       <w:color w:val="2F5496" w:themeColor="accent1" w:themeShade="BF"/>
@@ -917,7 +917,7 @@
     <w:link w:val="Balk3"/>
     <w:uiPriority w:val="9"/>
     <w:semiHidden/>
-    <w:rsid w:val="008F65E9"/>
+    <w:rsid w:val="00D44D98"/>
     <w:rPr>
       <w:rFonts w:eastAsiaTheme="majorEastAsia" w:cstheme="majorBidi"/>
       <w:color w:val="2F5496" w:themeColor="accent1" w:themeShade="BF"/>
@@ -931,7 +931,7 @@
     <w:link w:val="Balk4"/>
     <w:uiPriority w:val="9"/>
     <w:semiHidden/>
-    <w:rsid w:val="008F65E9"/>
+    <w:rsid w:val="00D44D98"/>
     <w:rPr>
       <w:rFonts w:eastAsiaTheme="majorEastAsia" w:cstheme="majorBidi"/>
       <w:i/>
@@ -945,7 +945,7 @@
     <w:link w:val="Balk5"/>
     <w:uiPriority w:val="9"/>
     <w:semiHidden/>
-    <w:rsid w:val="008F65E9"/>
+    <w:rsid w:val="00D44D98"/>
     <w:rPr>
       <w:rFonts w:eastAsiaTheme="majorEastAsia" w:cstheme="majorBidi"/>
       <w:color w:val="2F5496" w:themeColor="accent1" w:themeShade="BF"/>
@@ -957,7 +957,7 @@
     <w:link w:val="Balk6"/>
     <w:uiPriority w:val="9"/>
     <w:semiHidden/>
-    <w:rsid w:val="008F65E9"/>
+    <w:rsid w:val="00D44D98"/>
     <w:rPr>
       <w:rFonts w:eastAsiaTheme="majorEastAsia" w:cstheme="majorBidi"/>
       <w:i/>
@@ -971,7 +971,7 @@
     <w:link w:val="Balk7"/>
     <w:uiPriority w:val="9"/>
     <w:semiHidden/>
-    <w:rsid w:val="008F65E9"/>
+    <w:rsid w:val="00D44D98"/>
     <w:rPr>
       <w:rFonts w:eastAsiaTheme="majorEastAsia" w:cstheme="majorBidi"/>
       <w:color w:val="595959" w:themeColor="text1" w:themeTint="A6"/>
@@ -983,7 +983,7 @@
     <w:link w:val="Balk8"/>
     <w:uiPriority w:val="9"/>
     <w:semiHidden/>
-    <w:rsid w:val="008F65E9"/>
+    <w:rsid w:val="00D44D98"/>
     <w:rPr>
       <w:rFonts w:eastAsiaTheme="majorEastAsia" w:cstheme="majorBidi"/>
       <w:i/>
@@ -997,7 +997,7 @@
     <w:link w:val="Balk9"/>
     <w:uiPriority w:val="9"/>
     <w:semiHidden/>
-    <w:rsid w:val="008F65E9"/>
+    <w:rsid w:val="00D44D98"/>
     <w:rPr>
       <w:rFonts w:eastAsiaTheme="majorEastAsia" w:cstheme="majorBidi"/>
       <w:color w:val="272727" w:themeColor="text1" w:themeTint="D8"/>
@@ -1010,7 +1010,7 @@
     <w:link w:val="KonuBalChar"/>
     <w:uiPriority w:val="10"/>
     <w:qFormat/>
-    <w:rsid w:val="008F65E9"/>
+    <w:rsid w:val="00D44D98"/>
     <w:pPr>
       <w:spacing w:after="80" w:line="240" w:lineRule="auto"/>
       <w:contextualSpacing/>
@@ -1028,7 +1028,7 @@
     <w:basedOn w:val="VarsaylanParagrafYazTipi"/>
     <w:link w:val="KonuBal"/>
     <w:uiPriority w:val="10"/>
-    <w:rsid w:val="008F65E9"/>
+    <w:rsid w:val="00D44D98"/>
     <w:rPr>
       <w:rFonts w:asciiTheme="majorHAnsi" w:eastAsiaTheme="majorEastAsia" w:hAnsiTheme="majorHAnsi" w:cstheme="majorBidi"/>
       <w:spacing w:val="-10"/>
@@ -1044,7 +1044,7 @@
     <w:link w:val="AltyazChar"/>
     <w:uiPriority w:val="11"/>
     <w:qFormat/>
-    <w:rsid w:val="008F65E9"/>
+    <w:rsid w:val="00D44D98"/>
     <w:pPr>
       <w:numPr>
         <w:ilvl w:val="1"/>
@@ -1063,7 +1063,7 @@
     <w:basedOn w:val="VarsaylanParagrafYazTipi"/>
     <w:link w:val="Altyaz"/>
     <w:uiPriority w:val="11"/>
-    <w:rsid w:val="008F65E9"/>
+    <w:rsid w:val="00D44D98"/>
     <w:rPr>
       <w:rFonts w:eastAsiaTheme="majorEastAsia" w:cstheme="majorBidi"/>
       <w:color w:val="595959" w:themeColor="text1" w:themeTint="A6"/>
@@ -1079,7 +1079,7 @@
     <w:link w:val="AlntChar"/>
     <w:uiPriority w:val="29"/>
     <w:qFormat/>
-    <w:rsid w:val="008F65E9"/>
+    <w:rsid w:val="00D44D98"/>
     <w:pPr>
       <w:spacing w:before="160"/>
       <w:jc w:val="center"/>
@@ -1095,7 +1095,7 @@
     <w:basedOn w:val="VarsaylanParagrafYazTipi"/>
     <w:link w:val="Alnt"/>
     <w:uiPriority w:val="29"/>
-    <w:rsid w:val="008F65E9"/>
+    <w:rsid w:val="00D44D98"/>
     <w:rPr>
       <w:i/>
       <w:iCs/>
@@ -1107,7 +1107,7 @@
     <w:basedOn w:val="Normal"/>
     <w:uiPriority w:val="34"/>
     <w:qFormat/>
-    <w:rsid w:val="008F65E9"/>
+    <w:rsid w:val="00D44D98"/>
     <w:pPr>
       <w:ind w:left="720"/>
       <w:contextualSpacing/>
@@ -1118,7 +1118,7 @@
     <w:basedOn w:val="VarsaylanParagrafYazTipi"/>
     <w:uiPriority w:val="21"/>
     <w:qFormat/>
-    <w:rsid w:val="008F65E9"/>
+    <w:rsid w:val="00D44D98"/>
     <w:rPr>
       <w:i/>
       <w:iCs/>
@@ -1132,7 +1132,7 @@
     <w:link w:val="GlAlntChar"/>
     <w:uiPriority w:val="30"/>
     <w:qFormat/>
-    <w:rsid w:val="008F65E9"/>
+    <w:rsid w:val="00D44D98"/>
     <w:pPr>
       <w:pBdr>
         <w:top w:val="single" w:sz="4" w:space="10" w:color="2F5496" w:themeColor="accent1" w:themeShade="BF"/>
@@ -1153,7 +1153,7 @@
     <w:basedOn w:val="VarsaylanParagrafYazTipi"/>
     <w:link w:val="GlAlnt"/>
     <w:uiPriority w:val="30"/>
-    <w:rsid w:val="008F65E9"/>
+    <w:rsid w:val="00D44D98"/>
     <w:rPr>
       <w:i/>
       <w:iCs/>
@@ -1165,7 +1165,7 @@
     <w:basedOn w:val="VarsaylanParagrafYazTipi"/>
     <w:uiPriority w:val="32"/>
     <w:qFormat/>
-    <w:rsid w:val="008F65E9"/>
+    <w:rsid w:val="00D44D98"/>
     <w:rPr>
       <w:b/>
       <w:bCs/>
@@ -1180,7 +1180,7 @@
     <w:uiPriority w:val="99"/>
     <w:semiHidden/>
     <w:unhideWhenUsed/>
-    <w:rsid w:val="008F65E9"/>
+    <w:rsid w:val="00D44D98"/>
   </w:style>
 </w:styles>
 </file>
